--- a/De nghi thanh toan tien cong doan, phuc loi_temp_chucmung.docx
+++ b/De nghi thanh toan tien cong doan, phuc loi_temp_chucmung.docx
@@ -633,7 +633,7 @@
           <w:szCs w:val="28"/>
           <w:lang w:val="fr-FR"/>
         </w:rPr>
-        <w:t>Họ và tên người đề nghị: {{nguoi_de_nghi}}</w:t>
+        <w:t>Họ và tên người đề nghị: {nguoi_de_nghi}</w:t>
       </w:r>
     </w:p>
     <w:p>
@@ -651,7 +651,7 @@
           <w:szCs w:val="28"/>
           <w:lang w:val="fr-FR"/>
         </w:rPr>
-        <w:t>Chức vụ: {{chuc_vu_de_nghi}}</w:t>
+        <w:t>Chức vụ: {chuc_vu_de_nghi}</w:t>
       </w:r>
     </w:p>
     <w:p>
@@ -786,7 +786,7 @@
               <w:szCs w:val="28"/>
               <w:lang w:val="fr-FR"/>
             </w:rPr>
-            <w:t>{{ten_cbcnv}}</w:t>
+            <w:t>{ten_cbcnv}</w:t>
           </w:r>
         </w:sdtContent>
       </w:sdt>
@@ -821,7 +821,7 @@
               <w:szCs w:val="28"/>
               <w:lang w:val="fr-FR"/>
             </w:rPr>
-            <w:t>{{su_kien}}</w:t>
+            <w:t>{su_kien}</w:t>
           </w:r>
         </w:sdtContent>
       </w:sdt>
@@ -875,7 +875,7 @@
               <w:szCs w:val="28"/>
               <w:lang w:val="fr-FR"/>
             </w:rPr>
-            <w:t>{{ten_cbcnv}}</w:t>
+            <w:t>{ten_cbcnv}</w:t>
           </w:r>
         </w:sdtContent>
       </w:sdt>
@@ -921,7 +921,7 @@
               <w:sz w:val="28"/>
               <w:szCs w:val="28"/>
             </w:rPr>
-            <w:t>{{ma_nv}}</w:t>
+            <w:t>{ma_nv}</w:t>
           </w:r>
         </w:sdtContent>
       </w:sdt>
@@ -967,7 +967,7 @@
               <w:szCs w:val="28"/>
               <w:lang w:val="fr-FR"/>
             </w:rPr>
-            <w:t>{{chuc_danh}}</w:t>
+            <w:t>{chuc_danh}</w:t>
           </w:r>
         </w:sdtContent>
       </w:sdt>
@@ -1013,7 +1013,7 @@
               <w:szCs w:val="28"/>
               <w:lang w:val="fr-FR"/>
             </w:rPr>
-            <w:t xml:space="preserve">{{don_vi}}</w:t>
+            <w:t xml:space="preserve">{don_vi}</w:t>
           </w:r>
         </w:sdtContent>
       </w:sdt>
@@ -1065,7 +1065,7 @@
           <w:szCs w:val="28"/>
           <w:lang w:val="fr-FR"/>
         </w:rPr>
-        <w:t>, ngày {{ngay}} tháng {{thang}}  năm {{nam}}</w:t>
+        <w:t>, ngày {ngay} tháng {thang}  năm {nam}</w:t>
       </w:r>
     </w:p>
     <w:p>

--- a/De nghi thanh toan tien cong doan, phuc loi_temp_chucmung.docx
+++ b/De nghi thanh toan tien cong doan, phuc loi_temp_chucmung.docx
@@ -1191,6 +1191,74 @@
                 <w:szCs w:val="26"/>
               </w:rPr>
               <w:t>CÔNG ĐOÀN CƠ SỞ</w:t>
+            </w:r>
+          </w:p>
+        </w:tc>
+      </w:tr>
+      <w:tr>
+        <w:tc>
+          <w:tcPr>
+            <w:tcW w:w="3190" w:type="dxa"/>
+          </w:tcPr>
+          <w:p>
+            <w:pPr>
+              <w:spacing w:before="480"/>
+              <w:jc w:val="center"/>
+              <w:rPr>
+                <w:sz w:val="26"/>
+                <w:szCs w:val="26"/>
+              </w:rPr>
+            </w:pPr>
+            <w:r>
+              <w:rPr>
+                <w:sz w:val="26"/>
+                <w:szCs w:val="26"/>
+              </w:rPr>
+              <w:t>{ghi_chu_1}</w:t>
+            </w:r>
+          </w:p>
+        </w:tc>
+        <w:tc>
+          <w:tcPr>
+            <w:tcW w:w="3190" w:type="dxa"/>
+          </w:tcPr>
+          <w:p>
+            <w:pPr>
+              <w:spacing w:before="480"/>
+              <w:jc w:val="center"/>
+              <w:rPr>
+                <w:sz w:val="26"/>
+                <w:szCs w:val="26"/>
+              </w:rPr>
+            </w:pPr>
+            <w:r>
+              <w:rPr>
+                <w:sz w:val="26"/>
+                <w:szCs w:val="26"/>
+              </w:rPr>
+              <w:t>{ghi_chu_2}</w:t>
+            </w:r>
+          </w:p>
+        </w:tc>
+        <w:tc>
+          <w:tcPr>
+            <w:tcW w:w="3191" w:type="dxa"/>
+          </w:tcPr>
+          <w:p>
+            <w:pPr>
+              <w:spacing w:before="480"/>
+              <w:jc w:val="center"/>
+              <w:rPr>
+                <w:sz w:val="26"/>
+                <w:szCs w:val="26"/>
+              </w:rPr>
+            </w:pPr>
+            <w:r>
+              <w:rPr>
+                <w:sz w:val="26"/>
+                <w:szCs w:val="26"/>
+              </w:rPr>
+              <w:t>{ghi_chu_3}</w:t>
             </w:r>
           </w:p>
         </w:tc>
